--- a/knowledge/業務項目應備文件對照表.docx
+++ b/knowledge/業務項目應備文件對照表.docx
@@ -1,6 +1,6 @@
 
 <file path=word/document.xml><?xml version="1.0" encoding="utf-8"?>
-<w:document xmlns:wpc="http://schemas.microsoft.com/office/word/2010/wordprocessingCanvas" xmlns:cx="http://schemas.microsoft.com/office/drawing/2014/chartex" xmlns:mc="http://schemas.openxmlformats.org/markup-compatibility/2006" xmlns:o="urn:schemas-microsoft-com:office:office" xmlns:r="http://schemas.openxmlformats.org/officeDocument/2006/relationships" xmlns:m="http://schemas.openxmlformats.org/officeDocument/2006/math" xmlns:v="urn:schemas-microsoft-com:vml" xmlns:wp14="http://schemas.microsoft.com/office/word/2010/wordprocessingDrawing" xmlns:wp="http://schemas.openxmlformats.org/drawingml/2006/wordprocessingDrawing" xmlns:w10="urn:schemas-microsoft-com:office:word" xmlns:w="http://schemas.openxmlformats.org/wordprocessingml/2006/main" xmlns:w14="http://schemas.microsoft.com/office/word/2010/wordml" xmlns:w15="http://schemas.microsoft.com/office/word/2012/wordml" xmlns:w16se="http://schemas.microsoft.com/office/word/2015/wordml/symex" xmlns:wpg="http://schemas.microsoft.com/office/word/2010/wordprocessingGroup" xmlns:wpi="http://schemas.microsoft.com/office/word/2010/wordprocessingInk" xmlns:wne="http://schemas.microsoft.com/office/word/2006/wordml" xmlns:wps="http://schemas.microsoft.com/office/word/2010/wordprocessingShape" mc:Ignorable="w14 w15 w16se wp14">
+<w:document xmlns:wpc="http://schemas.microsoft.com/office/word/2010/wordprocessingCanvas" xmlns:cx="http://schemas.microsoft.com/office/drawing/2014/chartex" xmlns:cx1="http://schemas.microsoft.com/office/drawing/2015/9/8/chartex" xmlns:cx2="http://schemas.microsoft.com/office/drawing/2015/10/21/chartex" xmlns:cx3="http://schemas.microsoft.com/office/drawing/2016/5/9/chartex" xmlns:cx4="http://schemas.microsoft.com/office/drawing/2016/5/10/chartex" xmlns:cx5="http://schemas.microsoft.com/office/drawing/2016/5/11/chartex" xmlns:cx6="http://schemas.microsoft.com/office/drawing/2016/5/12/chartex" xmlns:cx7="http://schemas.microsoft.com/office/drawing/2016/5/13/chartex" xmlns:cx8="http://schemas.microsoft.com/office/drawing/2016/5/14/chartex" xmlns:mc="http://schemas.openxmlformats.org/markup-compatibility/2006" xmlns:aink="http://schemas.microsoft.com/office/drawing/2016/ink" xmlns:am3d="http://schemas.microsoft.com/office/drawing/2017/model3d" xmlns:o="urn:schemas-microsoft-com:office:office" xmlns:oel="http://schemas.microsoft.com/office/2019/extlst" xmlns:r="http://schemas.openxmlformats.org/officeDocument/2006/relationships" xmlns:m="http://schemas.openxmlformats.org/officeDocument/2006/math" xmlns:v="urn:schemas-microsoft-com:vml" xmlns:wp14="http://schemas.microsoft.com/office/word/2010/wordprocessingDrawing" xmlns:wp="http://schemas.openxmlformats.org/drawingml/2006/wordprocessingDrawing" xmlns:w10="urn:schemas-microsoft-com:office:word" xmlns:w="http://schemas.openxmlformats.org/wordprocessingml/2006/main" xmlns:w14="http://schemas.microsoft.com/office/word/2010/wordml" xmlns:w15="http://schemas.microsoft.com/office/word/2012/wordml" xmlns:w16cex="http://schemas.microsoft.com/office/word/2018/wordml/cex" xmlns:w16cid="http://schemas.microsoft.com/office/word/2016/wordml/cid" xmlns:w16="http://schemas.microsoft.com/office/word/2018/wordml" xmlns:w16du="http://schemas.microsoft.com/office/word/2023/wordml/word16du" xmlns:w16sdtdh="http://schemas.microsoft.com/office/word/2020/wordml/sdtdatahash" xmlns:w16sdtfl="http://schemas.microsoft.com/office/word/2024/wordml/sdtformatlock" xmlns:w16se="http://schemas.microsoft.com/office/word/2015/wordml/symex" xmlns:wpg="http://schemas.microsoft.com/office/word/2010/wordprocessingGroup" xmlns:wpi="http://schemas.microsoft.com/office/word/2010/wordprocessingInk" xmlns:wne="http://schemas.microsoft.com/office/word/2006/wordml" xmlns:wps="http://schemas.microsoft.com/office/word/2010/wordprocessingShape" mc:Ignorable="w14 w15 w16se w16cid w16 w16cex w16sdtdh w16sdtfl w16du wp14">
   <w:body>
     <w:tbl>
       <w:tblPr>
@@ -28,7 +28,7 @@
       </w:tblGrid>
       <w:tr>
         <w:trPr>
-          <w:trHeight w:val="965"/>
+          <w:trHeight w:val="679"/>
           <w:tblHeader/>
         </w:trPr>
         <w:tc>
@@ -59,7 +59,6 @@
                 <w:szCs w:val="29"/>
               </w:rPr>
             </w:pPr>
-            <w:bookmarkStart w:id="0" w:name="_GoBack"/>
             <w:r>
               <w:rPr>
                 <w:rFonts w:ascii="Microsoft JhengHei UI" w:eastAsia="Microsoft JhengHei UI" w:hAnsi="Microsoft JhengHei UI" w:cs="新細明體" w:hint="eastAsia"/>
@@ -92,7 +91,7 @@
               <w:widowControl/>
               <w:jc w:val="center"/>
               <w:rPr>
-                <w:rFonts w:ascii="Microsoft JhengHei UI" w:eastAsia="Microsoft JhengHei UI" w:hAnsi="Microsoft JhengHei UI" w:cs="新細明體" w:hint="eastAsia"/>
+                <w:rFonts w:ascii="Microsoft JhengHei UI" w:eastAsia="Microsoft JhengHei UI" w:hAnsi="Microsoft JhengHei UI" w:cs="新細明體"/>
                 <w:b/>
                 <w:bCs/>
                 <w:color w:val="555555"/>
@@ -133,7 +132,7 @@
               <w:widowControl/>
               <w:jc w:val="center"/>
               <w:rPr>
-                <w:rFonts w:ascii="Microsoft JhengHei UI" w:eastAsia="Microsoft JhengHei UI" w:hAnsi="Microsoft JhengHei UI" w:cs="新細明體" w:hint="eastAsia"/>
+                <w:rFonts w:ascii="Microsoft JhengHei UI" w:eastAsia="Microsoft JhengHei UI" w:hAnsi="Microsoft JhengHei UI" w:cs="新細明體"/>
                 <w:b/>
                 <w:bCs/>
                 <w:color w:val="555555"/>
@@ -175,7 +174,7 @@
             <w:pPr>
               <w:widowControl/>
               <w:rPr>
-                <w:rFonts w:ascii="Microsoft JhengHei UI" w:eastAsia="Microsoft JhengHei UI" w:hAnsi="Microsoft JhengHei UI" w:cs="新細明體" w:hint="eastAsia"/>
+                <w:rFonts w:ascii="Microsoft JhengHei UI" w:eastAsia="Microsoft JhengHei UI" w:hAnsi="Microsoft JhengHei UI" w:cs="新細明體"/>
                 <w:color w:val="555555"/>
                 <w:kern w:val="0"/>
                 <w:sz w:val="22"/>
@@ -233,7 +232,7 @@
             <w:pPr>
               <w:widowControl/>
               <w:rPr>
-                <w:rFonts w:ascii="Microsoft JhengHei UI" w:eastAsia="Microsoft JhengHei UI" w:hAnsi="Microsoft JhengHei UI" w:cs="新細明體" w:hint="eastAsia"/>
+                <w:rFonts w:ascii="Microsoft JhengHei UI" w:eastAsia="Microsoft JhengHei UI" w:hAnsi="Microsoft JhengHei UI" w:cs="新細明體"/>
                 <w:color w:val="555555"/>
                 <w:kern w:val="0"/>
                 <w:sz w:val="22"/>
@@ -270,7 +269,7 @@
                 <w:sz w:val="22"/>
                 <w:szCs w:val="29"/>
               </w:rPr>
-              <w:t>丈申請書 ( 請至地政事務所填寫 )</w:t>
+              <w:t>丈申請書</w:t>
             </w:r>
             <w:r>
               <w:rPr>
@@ -282,6 +281,16 @@
               </w:rPr>
               <w:br/>
               <w:t>2.申請人身分證明文件及印章</w:t>
+            </w:r>
+            <w:r>
+              <w:rPr>
+                <w:rFonts w:ascii="Microsoft JhengHei UI" w:eastAsia="Microsoft JhengHei UI" w:hAnsi="Microsoft JhengHei UI" w:cs="新細明體" w:hint="eastAsia"/>
+                <w:color w:val="555555"/>
+                <w:kern w:val="0"/>
+                <w:sz w:val="22"/>
+                <w:szCs w:val="29"/>
+              </w:rPr>
+              <w:t>(或親筆簽名)</w:t>
             </w:r>
             <w:r>
               <w:rPr>
@@ -324,7 +333,7 @@
             <w:pPr>
               <w:widowControl/>
               <w:rPr>
-                <w:rFonts w:ascii="Microsoft JhengHei UI" w:eastAsia="Microsoft JhengHei UI" w:hAnsi="Microsoft JhengHei UI" w:cs="新細明體" w:hint="eastAsia"/>
+                <w:rFonts w:ascii="Microsoft JhengHei UI" w:eastAsia="Microsoft JhengHei UI" w:hAnsi="Microsoft JhengHei UI" w:cs="新細明體"/>
                 <w:color w:val="555555"/>
                 <w:kern w:val="0"/>
                 <w:sz w:val="22"/>
@@ -384,6 +393,28 @@
                 <w:szCs w:val="29"/>
               </w:rPr>
               <w:t>受託代理事項，加蓋申請人印章。</w:t>
+            </w:r>
+          </w:p>
+          <w:p>
+            <w:pPr>
+              <w:widowControl/>
+              <w:rPr>
+                <w:rFonts w:ascii="Microsoft JhengHei UI" w:eastAsia="Microsoft JhengHei UI" w:hAnsi="Microsoft JhengHei UI" w:cs="新細明體" w:hint="eastAsia"/>
+                <w:color w:val="555555"/>
+                <w:kern w:val="0"/>
+                <w:sz w:val="22"/>
+                <w:szCs w:val="29"/>
+              </w:rPr>
+            </w:pPr>
+            <w:r>
+              <w:rPr>
+                <w:rFonts w:ascii="Microsoft JhengHei UI" w:eastAsia="Microsoft JhengHei UI" w:hAnsi="Microsoft JhengHei UI" w:cs="新細明體" w:hint="eastAsia"/>
+                <w:color w:val="555555"/>
+                <w:kern w:val="0"/>
+                <w:sz w:val="22"/>
+                <w:szCs w:val="29"/>
+              </w:rPr>
+              <w:t>土地所有權人其中之一，即可申請</w:t>
             </w:r>
           </w:p>
         </w:tc>
@@ -406,7 +437,7 @@
             <w:pPr>
               <w:widowControl/>
               <w:rPr>
-                <w:rFonts w:ascii="Microsoft JhengHei UI" w:eastAsia="Microsoft JhengHei UI" w:hAnsi="Microsoft JhengHei UI" w:cs="新細明體" w:hint="eastAsia"/>
+                <w:rFonts w:ascii="Microsoft JhengHei UI" w:eastAsia="Microsoft JhengHei UI" w:hAnsi="Microsoft JhengHei UI" w:cs="新細明體"/>
                 <w:color w:val="555555"/>
                 <w:kern w:val="0"/>
                 <w:sz w:val="22"/>
@@ -442,7 +473,7 @@
             <w:pPr>
               <w:widowControl/>
               <w:rPr>
-                <w:rFonts w:ascii="Microsoft JhengHei UI" w:eastAsia="Microsoft JhengHei UI" w:hAnsi="Microsoft JhengHei UI" w:cs="新細明體" w:hint="eastAsia"/>
+                <w:rFonts w:ascii="Microsoft JhengHei UI" w:eastAsia="Microsoft JhengHei UI" w:hAnsi="Microsoft JhengHei UI" w:cs="新細明體"/>
                 <w:color w:val="555555"/>
                 <w:kern w:val="0"/>
                 <w:sz w:val="22"/>
@@ -479,7 +510,7 @@
                 <w:sz w:val="22"/>
                 <w:szCs w:val="29"/>
               </w:rPr>
-              <w:t>登記申請書 ( 請至地政事務所填寫 )</w:t>
+              <w:t xml:space="preserve">登記申請書 </w:t>
             </w:r>
             <w:r>
               <w:rPr>
@@ -491,6 +522,16 @@
               </w:rPr>
               <w:br/>
               <w:t>2.申請人身分證明文件及印章</w:t>
+            </w:r>
+            <w:r>
+              <w:rPr>
+                <w:rFonts w:ascii="Microsoft JhengHei UI" w:eastAsia="Microsoft JhengHei UI" w:hAnsi="Microsoft JhengHei UI" w:cs="新細明體" w:hint="eastAsia"/>
+                <w:color w:val="555555"/>
+                <w:kern w:val="0"/>
+                <w:sz w:val="22"/>
+                <w:szCs w:val="29"/>
+              </w:rPr>
+              <w:t>(或親筆簽名)</w:t>
             </w:r>
             <w:r>
               <w:rPr>
@@ -555,7 +596,7 @@
             <w:pPr>
               <w:widowControl/>
               <w:rPr>
-                <w:rFonts w:ascii="Microsoft JhengHei UI" w:eastAsia="Microsoft JhengHei UI" w:hAnsi="Microsoft JhengHei UI" w:cs="新細明體" w:hint="eastAsia"/>
+                <w:rFonts w:ascii="Microsoft JhengHei UI" w:eastAsia="Microsoft JhengHei UI" w:hAnsi="Microsoft JhengHei UI" w:cs="新細明體"/>
                 <w:color w:val="555555"/>
                 <w:kern w:val="0"/>
                 <w:sz w:val="22"/>
@@ -615,6 +656,343 @@
                 <w:szCs w:val="29"/>
               </w:rPr>
               <w:t>受託代理事項，加蓋申請人印章。</w:t>
+            </w:r>
+          </w:p>
+          <w:p>
+            <w:pPr>
+              <w:widowControl/>
+              <w:rPr>
+                <w:rFonts w:ascii="Microsoft JhengHei UI" w:eastAsia="Microsoft JhengHei UI" w:hAnsi="Microsoft JhengHei UI" w:cs="新細明體" w:hint="eastAsia"/>
+                <w:color w:val="555555"/>
+                <w:kern w:val="0"/>
+                <w:sz w:val="22"/>
+                <w:szCs w:val="29"/>
+              </w:rPr>
+            </w:pPr>
+            <w:r>
+              <w:rPr>
+                <w:rFonts w:ascii="Microsoft JhengHei UI" w:eastAsia="Microsoft JhengHei UI" w:hAnsi="Microsoft JhengHei UI" w:cs="新細明體" w:hint="eastAsia"/>
+                <w:color w:val="555555"/>
+                <w:kern w:val="0"/>
+                <w:sz w:val="22"/>
+                <w:szCs w:val="29"/>
+              </w:rPr>
+              <w:t>原則須由全體所有權人會同申請，但有土地法第34條之</w:t>
+            </w:r>
+            <w:proofErr w:type="gramStart"/>
+            <w:r>
+              <w:rPr>
+                <w:rFonts w:ascii="Microsoft JhengHei UI" w:eastAsia="Microsoft JhengHei UI" w:hAnsi="Microsoft JhengHei UI" w:cs="新細明體" w:hint="eastAsia"/>
+                <w:color w:val="555555"/>
+                <w:kern w:val="0"/>
+                <w:sz w:val="22"/>
+                <w:szCs w:val="29"/>
+              </w:rPr>
+              <w:t>一</w:t>
+            </w:r>
+            <w:proofErr w:type="gramEnd"/>
+            <w:r>
+              <w:rPr>
+                <w:rFonts w:ascii="Microsoft JhengHei UI" w:eastAsia="Microsoft JhengHei UI" w:hAnsi="Microsoft JhengHei UI" w:cs="新細明體" w:hint="eastAsia"/>
+                <w:color w:val="555555"/>
+                <w:kern w:val="0"/>
+                <w:sz w:val="22"/>
+                <w:szCs w:val="29"/>
+              </w:rPr>
+              <w:t>例外。</w:t>
+            </w:r>
+          </w:p>
+        </w:tc>
+      </w:tr>
+    </w:tbl>
+    <w:p>
+      <w:r>
+        <w:br w:type="page"/>
+      </w:r>
+    </w:p>
+    <w:tbl>
+      <w:tblPr>
+        <w:tblW w:w="5517" w:type="pct"/>
+        <w:tblInd w:w="-434" w:type="dxa"/>
+        <w:tblBorders>
+          <w:top w:val="outset" w:sz="6" w:space="0" w:color="auto"/>
+          <w:left w:val="outset" w:sz="6" w:space="0" w:color="auto"/>
+          <w:bottom w:val="outset" w:sz="6" w:space="0" w:color="auto"/>
+          <w:right w:val="outset" w:sz="6" w:space="0" w:color="auto"/>
+        </w:tblBorders>
+        <w:shd w:val="clear" w:color="auto" w:fill="FFFFFF"/>
+        <w:tblCellMar>
+          <w:top w:w="15" w:type="dxa"/>
+          <w:left w:w="15" w:type="dxa"/>
+          <w:bottom w:w="15" w:type="dxa"/>
+          <w:right w:w="15" w:type="dxa"/>
+        </w:tblCellMar>
+        <w:tblLook w:val="04A0" w:firstRow="1" w:lastRow="0" w:firstColumn="1" w:lastColumn="0" w:noHBand="0" w:noVBand="1"/>
+      </w:tblPr>
+      <w:tblGrid>
+        <w:gridCol w:w="993"/>
+        <w:gridCol w:w="6236"/>
+        <w:gridCol w:w="3545"/>
+      </w:tblGrid>
+      <w:tr>
+        <w:tc>
+          <w:tcPr>
+            <w:tcW w:w="461" w:type="pct"/>
+            <w:tcBorders>
+              <w:top w:val="outset" w:sz="6" w:space="0" w:color="auto"/>
+              <w:left w:val="outset" w:sz="6" w:space="0" w:color="auto"/>
+              <w:bottom w:val="outset" w:sz="6" w:space="0" w:color="auto"/>
+              <w:right w:val="outset" w:sz="6" w:space="0" w:color="auto"/>
+            </w:tcBorders>
+            <w:shd w:val="clear" w:color="auto" w:fill="FFFFFF"/>
+            <w:vAlign w:val="center"/>
+            <w:hideMark/>
+          </w:tcPr>
+          <w:p>
+            <w:pPr>
+              <w:widowControl/>
+              <w:rPr>
+                <w:rFonts w:ascii="Microsoft JhengHei UI" w:eastAsia="Microsoft JhengHei UI" w:hAnsi="Microsoft JhengHei UI" w:cs="新細明體"/>
+                <w:color w:val="555555"/>
+                <w:kern w:val="0"/>
+                <w:sz w:val="22"/>
+                <w:szCs w:val="29"/>
+              </w:rPr>
+            </w:pPr>
+            <w:r>
+              <w:rPr>
+                <w:rFonts w:ascii="Microsoft JhengHei UI" w:eastAsia="Microsoft JhengHei UI" w:hAnsi="Microsoft JhengHei UI" w:cs="新細明體" w:hint="eastAsia"/>
+                <w:color w:val="555555"/>
+                <w:kern w:val="0"/>
+                <w:sz w:val="22"/>
+                <w:szCs w:val="29"/>
+              </w:rPr>
+              <w:lastRenderedPageBreak/>
+              <w:t>土地合併</w:t>
+            </w:r>
+          </w:p>
+        </w:tc>
+        <w:tc>
+          <w:tcPr>
+            <w:tcW w:w="2894" w:type="pct"/>
+            <w:tcBorders>
+              <w:top w:val="outset" w:sz="6" w:space="0" w:color="auto"/>
+              <w:left w:val="outset" w:sz="6" w:space="0" w:color="auto"/>
+              <w:bottom w:val="outset" w:sz="6" w:space="0" w:color="auto"/>
+              <w:right w:val="outset" w:sz="6" w:space="0" w:color="auto"/>
+            </w:tcBorders>
+            <w:shd w:val="clear" w:color="auto" w:fill="FFFFFF"/>
+            <w:vAlign w:val="center"/>
+            <w:hideMark/>
+          </w:tcPr>
+          <w:p>
+            <w:pPr>
+              <w:widowControl/>
+              <w:rPr>
+                <w:rFonts w:ascii="Microsoft JhengHei UI" w:eastAsia="Microsoft JhengHei UI" w:hAnsi="Microsoft JhengHei UI" w:cs="新細明體"/>
+                <w:color w:val="555555"/>
+                <w:kern w:val="0"/>
+                <w:sz w:val="22"/>
+                <w:szCs w:val="29"/>
+              </w:rPr>
+            </w:pPr>
+            <w:r>
+              <w:rPr>
+                <w:rFonts w:ascii="Microsoft JhengHei UI" w:eastAsia="Microsoft JhengHei UI" w:hAnsi="Microsoft JhengHei UI" w:cs="新細明體" w:hint="eastAsia"/>
+                <w:color w:val="555555"/>
+                <w:kern w:val="0"/>
+                <w:sz w:val="22"/>
+                <w:szCs w:val="29"/>
+              </w:rPr>
+              <w:t>1.</w:t>
+            </w:r>
+            <w:proofErr w:type="gramStart"/>
+            <w:r>
+              <w:rPr>
+                <w:rFonts w:ascii="Microsoft JhengHei UI" w:eastAsia="Microsoft JhengHei UI" w:hAnsi="Microsoft JhengHei UI" w:cs="新細明體" w:hint="eastAsia"/>
+                <w:color w:val="555555"/>
+                <w:kern w:val="0"/>
+                <w:sz w:val="22"/>
+                <w:szCs w:val="29"/>
+              </w:rPr>
+              <w:t>複丈及</w:t>
+            </w:r>
+            <w:proofErr w:type="gramEnd"/>
+            <w:r>
+              <w:rPr>
+                <w:rFonts w:ascii="Microsoft JhengHei UI" w:eastAsia="Microsoft JhengHei UI" w:hAnsi="Microsoft JhengHei UI" w:cs="新細明體" w:hint="eastAsia"/>
+                <w:color w:val="555555"/>
+                <w:kern w:val="0"/>
+                <w:sz w:val="22"/>
+                <w:szCs w:val="29"/>
+              </w:rPr>
+              <w:t xml:space="preserve">登記申請書 </w:t>
+            </w:r>
+            <w:r>
+              <w:rPr>
+                <w:rFonts w:ascii="Microsoft JhengHei UI" w:eastAsia="Microsoft JhengHei UI" w:hAnsi="Microsoft JhengHei UI" w:cs="新細明體" w:hint="eastAsia"/>
+                <w:color w:val="555555"/>
+                <w:kern w:val="0"/>
+                <w:sz w:val="22"/>
+                <w:szCs w:val="29"/>
+              </w:rPr>
+              <w:br/>
+              <w:t>2.申請人身分證明文件及印章</w:t>
+            </w:r>
+            <w:r>
+              <w:rPr>
+                <w:rFonts w:ascii="Microsoft JhengHei UI" w:eastAsia="Microsoft JhengHei UI" w:hAnsi="Microsoft JhengHei UI" w:cs="新細明體" w:hint="eastAsia"/>
+                <w:color w:val="555555"/>
+                <w:kern w:val="0"/>
+                <w:sz w:val="22"/>
+                <w:szCs w:val="29"/>
+              </w:rPr>
+              <w:t>(或親筆簽名)</w:t>
+            </w:r>
+            <w:r>
+              <w:rPr>
+                <w:rFonts w:ascii="Microsoft JhengHei UI" w:eastAsia="Microsoft JhengHei UI" w:hAnsi="Microsoft JhengHei UI" w:cs="新細明體" w:hint="eastAsia"/>
+                <w:color w:val="555555"/>
+                <w:kern w:val="0"/>
+                <w:sz w:val="22"/>
+                <w:szCs w:val="29"/>
+              </w:rPr>
+              <w:br/>
+              <w:t>3.代理人文件 ( 委託書、代理人身分證明文件及印章 )</w:t>
+            </w:r>
+            <w:r>
+              <w:rPr>
+                <w:rFonts w:ascii="Microsoft JhengHei UI" w:eastAsia="Microsoft JhengHei UI" w:hAnsi="Microsoft JhengHei UI" w:cs="新細明體" w:hint="eastAsia"/>
+                <w:color w:val="555555"/>
+                <w:kern w:val="0"/>
+                <w:sz w:val="22"/>
+                <w:szCs w:val="29"/>
+              </w:rPr>
+              <w:br/>
+              <w:t>4.合併協議書 ( 同所有權人免附 )</w:t>
+            </w:r>
+            <w:r>
+              <w:rPr>
+                <w:rFonts w:ascii="Microsoft JhengHei UI" w:eastAsia="Microsoft JhengHei UI" w:hAnsi="Microsoft JhengHei UI" w:cs="新細明體" w:hint="eastAsia"/>
+                <w:color w:val="555555"/>
+                <w:kern w:val="0"/>
+                <w:sz w:val="22"/>
+                <w:szCs w:val="29"/>
+              </w:rPr>
+              <w:br/>
+              <w:t>5.土地所有權狀正本</w:t>
+            </w:r>
+          </w:p>
+        </w:tc>
+        <w:tc>
+          <w:tcPr>
+            <w:tcW w:w="1645" w:type="pct"/>
+            <w:tcBorders>
+              <w:top w:val="outset" w:sz="6" w:space="0" w:color="auto"/>
+              <w:left w:val="outset" w:sz="6" w:space="0" w:color="auto"/>
+              <w:bottom w:val="outset" w:sz="6" w:space="0" w:color="auto"/>
+              <w:right w:val="outset" w:sz="6" w:space="0" w:color="auto"/>
+            </w:tcBorders>
+            <w:shd w:val="clear" w:color="auto" w:fill="FFFFFF"/>
+            <w:vAlign w:val="center"/>
+            <w:hideMark/>
+          </w:tcPr>
+          <w:p>
+            <w:pPr>
+              <w:widowControl/>
+              <w:rPr>
+                <w:rFonts w:ascii="Microsoft JhengHei UI" w:eastAsia="Microsoft JhengHei UI" w:hAnsi="Microsoft JhengHei UI" w:cs="新細明體"/>
+                <w:color w:val="555555"/>
+                <w:kern w:val="0"/>
+                <w:sz w:val="22"/>
+                <w:szCs w:val="29"/>
+              </w:rPr>
+            </w:pPr>
+            <w:r>
+              <w:rPr>
+                <w:rFonts w:ascii="Microsoft JhengHei UI" w:eastAsia="Microsoft JhengHei UI" w:hAnsi="Microsoft JhengHei UI" w:cs="新細明體" w:hint="eastAsia"/>
+                <w:color w:val="555555"/>
+                <w:kern w:val="0"/>
+                <w:sz w:val="22"/>
+                <w:szCs w:val="29"/>
+              </w:rPr>
+              <w:t> 申請人</w:t>
+            </w:r>
+            <w:proofErr w:type="gramStart"/>
+            <w:r>
+              <w:rPr>
+                <w:rFonts w:ascii="Microsoft JhengHei UI" w:eastAsia="Microsoft JhengHei UI" w:hAnsi="Microsoft JhengHei UI" w:cs="新細明體" w:hint="eastAsia"/>
+                <w:color w:val="555555"/>
+                <w:kern w:val="0"/>
+                <w:sz w:val="22"/>
+                <w:szCs w:val="29"/>
+              </w:rPr>
+              <w:t>不克親辦時</w:t>
+            </w:r>
+            <w:proofErr w:type="gramEnd"/>
+            <w:r>
+              <w:rPr>
+                <w:rFonts w:ascii="Microsoft JhengHei UI" w:eastAsia="Microsoft JhengHei UI" w:hAnsi="Microsoft JhengHei UI" w:cs="新細明體" w:hint="eastAsia"/>
+                <w:color w:val="555555"/>
+                <w:kern w:val="0"/>
+                <w:sz w:val="22"/>
+                <w:szCs w:val="29"/>
+              </w:rPr>
+              <w:t>，可委託代理人代為申請，惟應於委任關係欄內填載，並加</w:t>
+            </w:r>
+            <w:proofErr w:type="gramStart"/>
+            <w:r>
+              <w:rPr>
+                <w:rFonts w:ascii="Microsoft JhengHei UI" w:eastAsia="Microsoft JhengHei UI" w:hAnsi="Microsoft JhengHei UI" w:cs="新細明體" w:hint="eastAsia"/>
+                <w:color w:val="555555"/>
+                <w:kern w:val="0"/>
+                <w:sz w:val="22"/>
+                <w:szCs w:val="29"/>
+              </w:rPr>
+              <w:t>註</w:t>
+            </w:r>
+            <w:proofErr w:type="gramEnd"/>
+            <w:r>
+              <w:rPr>
+                <w:rFonts w:ascii="Microsoft JhengHei UI" w:eastAsia="Microsoft JhengHei UI" w:hAnsi="Microsoft JhengHei UI" w:cs="新細明體" w:hint="eastAsia"/>
+                <w:color w:val="555555"/>
+                <w:kern w:val="0"/>
+                <w:sz w:val="22"/>
+                <w:szCs w:val="29"/>
+              </w:rPr>
+              <w:t>受託代理事項，加蓋申請人印章。</w:t>
+            </w:r>
+            <w:r>
+              <w:rPr>
+                <w:rFonts w:ascii="Microsoft JhengHei UI" w:eastAsia="Microsoft JhengHei UI" w:hAnsi="Microsoft JhengHei UI" w:cs="新細明體" w:hint="eastAsia"/>
+                <w:color w:val="555555"/>
+                <w:kern w:val="0"/>
+                <w:sz w:val="22"/>
+                <w:szCs w:val="29"/>
+              </w:rPr>
+              <w:t>原則須由全體所有權人會同申請，但有土地法第34條之</w:t>
+            </w:r>
+            <w:proofErr w:type="gramStart"/>
+            <w:r>
+              <w:rPr>
+                <w:rFonts w:ascii="Microsoft JhengHei UI" w:eastAsia="Microsoft JhengHei UI" w:hAnsi="Microsoft JhengHei UI" w:cs="新細明體" w:hint="eastAsia"/>
+                <w:color w:val="555555"/>
+                <w:kern w:val="0"/>
+                <w:sz w:val="22"/>
+                <w:szCs w:val="29"/>
+              </w:rPr>
+              <w:t>一</w:t>
+            </w:r>
+            <w:proofErr w:type="gramEnd"/>
+            <w:r>
+              <w:rPr>
+                <w:rFonts w:ascii="Microsoft JhengHei UI" w:eastAsia="Microsoft JhengHei UI" w:hAnsi="Microsoft JhengHei UI" w:cs="新細明體" w:hint="eastAsia"/>
+                <w:color w:val="555555"/>
+                <w:kern w:val="0"/>
+                <w:sz w:val="22"/>
+                <w:szCs w:val="29"/>
+              </w:rPr>
+              <w:t>例外。</w:t>
             </w:r>
           </w:p>
         </w:tc>
@@ -637,22 +1015,22 @@
             <w:pPr>
               <w:widowControl/>
               <w:rPr>
-                <w:rFonts w:ascii="Microsoft JhengHei UI" w:eastAsia="Microsoft JhengHei UI" w:hAnsi="Microsoft JhengHei UI" w:cs="新細明體" w:hint="eastAsia"/>
-                <w:color w:val="555555"/>
-                <w:kern w:val="0"/>
-                <w:sz w:val="22"/>
-                <w:szCs w:val="29"/>
-              </w:rPr>
-            </w:pPr>
-            <w:r>
-              <w:rPr>
-                <w:rFonts w:ascii="Microsoft JhengHei UI" w:eastAsia="Microsoft JhengHei UI" w:hAnsi="Microsoft JhengHei UI" w:cs="新細明體" w:hint="eastAsia"/>
-                <w:color w:val="555555"/>
-                <w:kern w:val="0"/>
-                <w:sz w:val="22"/>
-                <w:szCs w:val="29"/>
-              </w:rPr>
-              <w:t>土地合併</w:t>
+                <w:rFonts w:ascii="Microsoft JhengHei UI" w:eastAsia="Microsoft JhengHei UI" w:hAnsi="Microsoft JhengHei UI" w:cs="新細明體"/>
+                <w:color w:val="555555"/>
+                <w:kern w:val="0"/>
+                <w:sz w:val="22"/>
+                <w:szCs w:val="29"/>
+              </w:rPr>
+            </w:pPr>
+            <w:r>
+              <w:rPr>
+                <w:rFonts w:ascii="Microsoft JhengHei UI" w:eastAsia="Microsoft JhengHei UI" w:hAnsi="Microsoft JhengHei UI" w:cs="新細明體" w:hint="eastAsia"/>
+                <w:color w:val="555555"/>
+                <w:kern w:val="0"/>
+                <w:sz w:val="22"/>
+                <w:szCs w:val="29"/>
+              </w:rPr>
+              <w:t>位置勘查</w:t>
             </w:r>
           </w:p>
         </w:tc>
@@ -673,7 +1051,7 @@
             <w:pPr>
               <w:widowControl/>
               <w:rPr>
-                <w:rFonts w:ascii="Microsoft JhengHei UI" w:eastAsia="Microsoft JhengHei UI" w:hAnsi="Microsoft JhengHei UI" w:cs="新細明體" w:hint="eastAsia"/>
+                <w:rFonts w:ascii="Microsoft JhengHei UI" w:eastAsia="Microsoft JhengHei UI" w:hAnsi="Microsoft JhengHei UI" w:cs="新細明體"/>
                 <w:color w:val="555555"/>
                 <w:kern w:val="0"/>
                 <w:sz w:val="22"/>
@@ -699,7 +1077,7 @@
                 <w:sz w:val="22"/>
                 <w:szCs w:val="29"/>
               </w:rPr>
-              <w:t>複丈及</w:t>
+              <w:t>複</w:t>
             </w:r>
             <w:proofErr w:type="gramEnd"/>
             <w:r>
@@ -710,7 +1088,7 @@
                 <w:sz w:val="22"/>
                 <w:szCs w:val="29"/>
               </w:rPr>
-              <w:t>登記申請書 ( 請至地政事務所填寫 )</w:t>
+              <w:t>丈申請書</w:t>
             </w:r>
             <w:r>
               <w:rPr>
@@ -731,6 +1109,16 @@
                 <w:sz w:val="22"/>
                 <w:szCs w:val="29"/>
               </w:rPr>
+              <w:t>(或親筆簽名)</w:t>
+            </w:r>
+            <w:r>
+              <w:rPr>
+                <w:rFonts w:ascii="Microsoft JhengHei UI" w:eastAsia="Microsoft JhengHei UI" w:hAnsi="Microsoft JhengHei UI" w:cs="新細明體" w:hint="eastAsia"/>
+                <w:color w:val="555555"/>
+                <w:kern w:val="0"/>
+                <w:sz w:val="22"/>
+                <w:szCs w:val="29"/>
+              </w:rPr>
               <w:br/>
               <w:t>3.代理人文件 ( 委託書、代理人身分證明文件及印章 )</w:t>
             </w:r>
@@ -743,18 +1131,7 @@
                 <w:szCs w:val="29"/>
               </w:rPr>
               <w:br/>
-              <w:t>4.合併協議書 ( 同所有權人免附 )</w:t>
-            </w:r>
-            <w:r>
-              <w:rPr>
-                <w:rFonts w:ascii="Microsoft JhengHei UI" w:eastAsia="Microsoft JhengHei UI" w:hAnsi="Microsoft JhengHei UI" w:cs="新細明體" w:hint="eastAsia"/>
-                <w:color w:val="555555"/>
-                <w:kern w:val="0"/>
-                <w:sz w:val="22"/>
-                <w:szCs w:val="29"/>
-              </w:rPr>
-              <w:br/>
-              <w:t>5.土地所有權狀正本</w:t>
+              <w:t>4.土地所有權狀或謄本影本</w:t>
             </w:r>
           </w:p>
         </w:tc>
@@ -775,66 +1152,22 @@
             <w:pPr>
               <w:widowControl/>
               <w:rPr>
-                <w:rFonts w:ascii="Microsoft JhengHei UI" w:eastAsia="Microsoft JhengHei UI" w:hAnsi="Microsoft JhengHei UI" w:cs="新細明體" w:hint="eastAsia"/>
-                <w:color w:val="555555"/>
-                <w:kern w:val="0"/>
-                <w:sz w:val="22"/>
-                <w:szCs w:val="29"/>
-              </w:rPr>
-            </w:pPr>
-            <w:r>
-              <w:rPr>
-                <w:rFonts w:ascii="Microsoft JhengHei UI" w:eastAsia="Microsoft JhengHei UI" w:hAnsi="Microsoft JhengHei UI" w:cs="新細明體" w:hint="eastAsia"/>
-                <w:color w:val="555555"/>
-                <w:kern w:val="0"/>
-                <w:sz w:val="22"/>
-                <w:szCs w:val="29"/>
-              </w:rPr>
-              <w:t> 申請人</w:t>
-            </w:r>
-            <w:proofErr w:type="gramStart"/>
-            <w:r>
-              <w:rPr>
-                <w:rFonts w:ascii="Microsoft JhengHei UI" w:eastAsia="Microsoft JhengHei UI" w:hAnsi="Microsoft JhengHei UI" w:cs="新細明體" w:hint="eastAsia"/>
-                <w:color w:val="555555"/>
-                <w:kern w:val="0"/>
-                <w:sz w:val="22"/>
-                <w:szCs w:val="29"/>
-              </w:rPr>
-              <w:t>不克親辦時</w:t>
-            </w:r>
-            <w:proofErr w:type="gramEnd"/>
-            <w:r>
-              <w:rPr>
-                <w:rFonts w:ascii="Microsoft JhengHei UI" w:eastAsia="Microsoft JhengHei UI" w:hAnsi="Microsoft JhengHei UI" w:cs="新細明體" w:hint="eastAsia"/>
-                <w:color w:val="555555"/>
-                <w:kern w:val="0"/>
-                <w:sz w:val="22"/>
-                <w:szCs w:val="29"/>
-              </w:rPr>
-              <w:t>，可委託代理人代為申請，惟應於委任關係欄內填載，並加</w:t>
-            </w:r>
-            <w:proofErr w:type="gramStart"/>
-            <w:r>
-              <w:rPr>
-                <w:rFonts w:ascii="Microsoft JhengHei UI" w:eastAsia="Microsoft JhengHei UI" w:hAnsi="Microsoft JhengHei UI" w:cs="新細明體" w:hint="eastAsia"/>
-                <w:color w:val="555555"/>
-                <w:kern w:val="0"/>
-                <w:sz w:val="22"/>
-                <w:szCs w:val="29"/>
-              </w:rPr>
-              <w:t>註</w:t>
-            </w:r>
-            <w:proofErr w:type="gramEnd"/>
-            <w:r>
-              <w:rPr>
-                <w:rFonts w:ascii="Microsoft JhengHei UI" w:eastAsia="Microsoft JhengHei UI" w:hAnsi="Microsoft JhengHei UI" w:cs="新細明體" w:hint="eastAsia"/>
-                <w:color w:val="555555"/>
-                <w:kern w:val="0"/>
-                <w:sz w:val="22"/>
-                <w:szCs w:val="29"/>
-              </w:rPr>
-              <w:t>受託代理事項，加蓋申請人印章。</w:t>
+                <w:rFonts w:ascii="Microsoft JhengHei UI" w:eastAsia="Microsoft JhengHei UI" w:hAnsi="Microsoft JhengHei UI" w:cs="新細明體"/>
+                <w:color w:val="555555"/>
+                <w:kern w:val="0"/>
+                <w:sz w:val="22"/>
+                <w:szCs w:val="29"/>
+              </w:rPr>
+            </w:pPr>
+            <w:r>
+              <w:rPr>
+                <w:rFonts w:ascii="Microsoft JhengHei UI" w:eastAsia="Microsoft JhengHei UI" w:hAnsi="Microsoft JhengHei UI" w:cs="新細明體" w:hint="eastAsia"/>
+                <w:color w:val="555555"/>
+                <w:kern w:val="0"/>
+                <w:sz w:val="22"/>
+                <w:szCs w:val="29"/>
+              </w:rPr>
+              <w:t> </w:t>
             </w:r>
           </w:p>
         </w:tc>
@@ -857,22 +1190,22 @@
             <w:pPr>
               <w:widowControl/>
               <w:rPr>
-                <w:rFonts w:ascii="Microsoft JhengHei UI" w:eastAsia="Microsoft JhengHei UI" w:hAnsi="Microsoft JhengHei UI" w:cs="新細明體" w:hint="eastAsia"/>
-                <w:color w:val="555555"/>
-                <w:kern w:val="0"/>
-                <w:sz w:val="22"/>
-                <w:szCs w:val="29"/>
-              </w:rPr>
-            </w:pPr>
-            <w:r>
-              <w:rPr>
-                <w:rFonts w:ascii="Microsoft JhengHei UI" w:eastAsia="Microsoft JhengHei UI" w:hAnsi="Microsoft JhengHei UI" w:cs="新細明體" w:hint="eastAsia"/>
-                <w:color w:val="555555"/>
-                <w:kern w:val="0"/>
-                <w:sz w:val="22"/>
-                <w:szCs w:val="29"/>
-              </w:rPr>
-              <w:t>位置勘查</w:t>
+                <w:rFonts w:ascii="Microsoft JhengHei UI" w:eastAsia="Microsoft JhengHei UI" w:hAnsi="Microsoft JhengHei UI" w:cs="新細明體"/>
+                <w:color w:val="555555"/>
+                <w:kern w:val="0"/>
+                <w:sz w:val="22"/>
+                <w:szCs w:val="29"/>
+              </w:rPr>
+            </w:pPr>
+            <w:r>
+              <w:rPr>
+                <w:rFonts w:ascii="Microsoft JhengHei UI" w:eastAsia="Microsoft JhengHei UI" w:hAnsi="Microsoft JhengHei UI" w:cs="新細明體" w:hint="eastAsia"/>
+                <w:color w:val="555555"/>
+                <w:kern w:val="0"/>
+                <w:sz w:val="22"/>
+                <w:szCs w:val="29"/>
+              </w:rPr>
+              <w:t>建物第一次測量</w:t>
             </w:r>
           </w:p>
         </w:tc>
@@ -893,7 +1226,7 @@
             <w:pPr>
               <w:widowControl/>
               <w:rPr>
-                <w:rFonts w:ascii="Microsoft JhengHei UI" w:eastAsia="Microsoft JhengHei UI" w:hAnsi="Microsoft JhengHei UI" w:cs="新細明體" w:hint="eastAsia"/>
+                <w:rFonts w:ascii="Microsoft JhengHei UI" w:eastAsia="Microsoft JhengHei UI" w:hAnsi="Microsoft JhengHei UI" w:cs="新細明體"/>
                 <w:color w:val="555555"/>
                 <w:kern w:val="0"/>
                 <w:sz w:val="22"/>
@@ -930,7 +1263,7 @@
                 <w:sz w:val="22"/>
                 <w:szCs w:val="29"/>
               </w:rPr>
-              <w:t>丈申請書 ( 請至地政事務所填寫 )</w:t>
+              <w:t xml:space="preserve">丈申請書 </w:t>
             </w:r>
             <w:r>
               <w:rPr>
@@ -951,19 +1284,7 @@
                 <w:sz w:val="22"/>
                 <w:szCs w:val="29"/>
               </w:rPr>
-              <w:br/>
-              <w:t>3.代理人文件 ( 委託書、代理人身分證明文件及印章 )</w:t>
-            </w:r>
-            <w:r>
-              <w:rPr>
-                <w:rFonts w:ascii="Microsoft JhengHei UI" w:eastAsia="Microsoft JhengHei UI" w:hAnsi="Microsoft JhengHei UI" w:cs="新細明體" w:hint="eastAsia"/>
-                <w:color w:val="555555"/>
-                <w:kern w:val="0"/>
-                <w:sz w:val="22"/>
-                <w:szCs w:val="29"/>
-              </w:rPr>
-              <w:br/>
-              <w:t>4.土地所有權狀或謄本影本</w:t>
+              <w:t>(或親筆簽名)</w:t>
             </w:r>
           </w:p>
         </w:tc>
@@ -984,22 +1305,66 @@
             <w:pPr>
               <w:widowControl/>
               <w:rPr>
-                <w:rFonts w:ascii="Microsoft JhengHei UI" w:eastAsia="Microsoft JhengHei UI" w:hAnsi="Microsoft JhengHei UI" w:cs="新細明體" w:hint="eastAsia"/>
-                <w:color w:val="555555"/>
-                <w:kern w:val="0"/>
-                <w:sz w:val="22"/>
-                <w:szCs w:val="29"/>
-              </w:rPr>
-            </w:pPr>
-            <w:r>
-              <w:rPr>
-                <w:rFonts w:ascii="Microsoft JhengHei UI" w:eastAsia="Microsoft JhengHei UI" w:hAnsi="Microsoft JhengHei UI" w:cs="新細明體" w:hint="eastAsia"/>
-                <w:color w:val="555555"/>
-                <w:kern w:val="0"/>
-                <w:sz w:val="22"/>
-                <w:szCs w:val="29"/>
-              </w:rPr>
-              <w:t> </w:t>
+                <w:rFonts w:ascii="Microsoft JhengHei UI" w:eastAsia="Microsoft JhengHei UI" w:hAnsi="Microsoft JhengHei UI" w:cs="新細明體"/>
+                <w:color w:val="555555"/>
+                <w:kern w:val="0"/>
+                <w:sz w:val="22"/>
+                <w:szCs w:val="29"/>
+              </w:rPr>
+            </w:pPr>
+            <w:r>
+              <w:rPr>
+                <w:rFonts w:ascii="Microsoft JhengHei UI" w:eastAsia="Microsoft JhengHei UI" w:hAnsi="Microsoft JhengHei UI" w:cs="新細明體" w:hint="eastAsia"/>
+                <w:color w:val="555555"/>
+                <w:kern w:val="0"/>
+                <w:sz w:val="22"/>
+                <w:szCs w:val="29"/>
+              </w:rPr>
+              <w:t> 申請人</w:t>
+            </w:r>
+            <w:proofErr w:type="gramStart"/>
+            <w:r>
+              <w:rPr>
+                <w:rFonts w:ascii="Microsoft JhengHei UI" w:eastAsia="Microsoft JhengHei UI" w:hAnsi="Microsoft JhengHei UI" w:cs="新細明體" w:hint="eastAsia"/>
+                <w:color w:val="555555"/>
+                <w:kern w:val="0"/>
+                <w:sz w:val="22"/>
+                <w:szCs w:val="29"/>
+              </w:rPr>
+              <w:t>不克親辦時</w:t>
+            </w:r>
+            <w:proofErr w:type="gramEnd"/>
+            <w:r>
+              <w:rPr>
+                <w:rFonts w:ascii="Microsoft JhengHei UI" w:eastAsia="Microsoft JhengHei UI" w:hAnsi="Microsoft JhengHei UI" w:cs="新細明體" w:hint="eastAsia"/>
+                <w:color w:val="555555"/>
+                <w:kern w:val="0"/>
+                <w:sz w:val="22"/>
+                <w:szCs w:val="29"/>
+              </w:rPr>
+              <w:t>，可委託代理人代為申請，惟應於委任關係欄內填載，並加</w:t>
+            </w:r>
+            <w:proofErr w:type="gramStart"/>
+            <w:r>
+              <w:rPr>
+                <w:rFonts w:ascii="Microsoft JhengHei UI" w:eastAsia="Microsoft JhengHei UI" w:hAnsi="Microsoft JhengHei UI" w:cs="新細明體" w:hint="eastAsia"/>
+                <w:color w:val="555555"/>
+                <w:kern w:val="0"/>
+                <w:sz w:val="22"/>
+                <w:szCs w:val="29"/>
+              </w:rPr>
+              <w:t>註</w:t>
+            </w:r>
+            <w:proofErr w:type="gramEnd"/>
+            <w:r>
+              <w:rPr>
+                <w:rFonts w:ascii="Microsoft JhengHei UI" w:eastAsia="Microsoft JhengHei UI" w:hAnsi="Microsoft JhengHei UI" w:cs="新細明體" w:hint="eastAsia"/>
+                <w:color w:val="555555"/>
+                <w:kern w:val="0"/>
+                <w:sz w:val="22"/>
+                <w:szCs w:val="29"/>
+              </w:rPr>
+              <w:t>受託代理事項，加蓋申請人印章。</w:t>
             </w:r>
           </w:p>
         </w:tc>
@@ -1022,23 +1387,22 @@
             <w:pPr>
               <w:widowControl/>
               <w:rPr>
-                <w:rFonts w:ascii="Microsoft JhengHei UI" w:eastAsia="Microsoft JhengHei UI" w:hAnsi="Microsoft JhengHei UI" w:cs="新細明體" w:hint="eastAsia"/>
-                <w:color w:val="555555"/>
-                <w:kern w:val="0"/>
-                <w:sz w:val="22"/>
-                <w:szCs w:val="29"/>
-              </w:rPr>
-            </w:pPr>
-            <w:r>
-              <w:rPr>
-                <w:rFonts w:ascii="Microsoft JhengHei UI" w:eastAsia="Microsoft JhengHei UI" w:hAnsi="Microsoft JhengHei UI" w:cs="新細明體" w:hint="eastAsia"/>
-                <w:color w:val="555555"/>
-                <w:kern w:val="0"/>
-                <w:sz w:val="22"/>
-                <w:szCs w:val="29"/>
-              </w:rPr>
-              <w:lastRenderedPageBreak/>
-              <w:t>建物第一次測量</w:t>
+                <w:rFonts w:ascii="Microsoft JhengHei UI" w:eastAsia="Microsoft JhengHei UI" w:hAnsi="Microsoft JhengHei UI" w:cs="新細明體"/>
+                <w:color w:val="555555"/>
+                <w:kern w:val="0"/>
+                <w:sz w:val="22"/>
+                <w:szCs w:val="29"/>
+              </w:rPr>
+            </w:pPr>
+            <w:r>
+              <w:rPr>
+                <w:rFonts w:ascii="Microsoft JhengHei UI" w:eastAsia="Microsoft JhengHei UI" w:hAnsi="Microsoft JhengHei UI" w:cs="新細明體" w:hint="eastAsia"/>
+                <w:color w:val="555555"/>
+                <w:kern w:val="0"/>
+                <w:sz w:val="22"/>
+                <w:szCs w:val="29"/>
+              </w:rPr>
+              <w:t>建物滅失</w:t>
             </w:r>
           </w:p>
         </w:tc>
@@ -1059,7 +1423,7 @@
             <w:pPr>
               <w:widowControl/>
               <w:rPr>
-                <w:rFonts w:ascii="Microsoft JhengHei UI" w:eastAsia="Microsoft JhengHei UI" w:hAnsi="Microsoft JhengHei UI" w:cs="新細明體" w:hint="eastAsia"/>
+                <w:rFonts w:ascii="Microsoft JhengHei UI" w:eastAsia="Microsoft JhengHei UI" w:hAnsi="Microsoft JhengHei UI" w:cs="新細明體"/>
                 <w:color w:val="555555"/>
                 <w:kern w:val="0"/>
                 <w:sz w:val="22"/>
@@ -1096,7 +1460,7 @@
                 <w:sz w:val="22"/>
                 <w:szCs w:val="29"/>
               </w:rPr>
-              <w:t>丈申請書 ( 請至地政事務所填寫 )</w:t>
+              <w:t xml:space="preserve">丈申請書 </w:t>
             </w:r>
             <w:r>
               <w:rPr>
@@ -1108,6 +1472,27 @@
               </w:rPr>
               <w:br/>
               <w:t>2.申請人身分證明文件及印章</w:t>
+            </w:r>
+            <w:r>
+              <w:rPr>
+                <w:rFonts w:ascii="Microsoft JhengHei UI" w:eastAsia="Microsoft JhengHei UI" w:hAnsi="Microsoft JhengHei UI" w:cs="新細明體" w:hint="eastAsia"/>
+                <w:color w:val="555555"/>
+                <w:kern w:val="0"/>
+                <w:sz w:val="22"/>
+                <w:szCs w:val="29"/>
+              </w:rPr>
+              <w:t>(或親筆簽名)</w:t>
+            </w:r>
+            <w:r>
+              <w:rPr>
+                <w:rFonts w:ascii="Microsoft JhengHei UI" w:eastAsia="Microsoft JhengHei UI" w:hAnsi="Microsoft JhengHei UI" w:cs="新細明體" w:hint="eastAsia"/>
+                <w:color w:val="555555"/>
+                <w:kern w:val="0"/>
+                <w:sz w:val="22"/>
+                <w:szCs w:val="29"/>
+              </w:rPr>
+              <w:br/>
+              <w:t>3.建物所有權狀正本或建物謄本影本</w:t>
             </w:r>
           </w:p>
         </w:tc>
@@ -1128,22 +1513,32 @@
             <w:pPr>
               <w:widowControl/>
               <w:rPr>
-                <w:rFonts w:ascii="Microsoft JhengHei UI" w:eastAsia="Microsoft JhengHei UI" w:hAnsi="Microsoft JhengHei UI" w:cs="新細明體" w:hint="eastAsia"/>
-                <w:color w:val="555555"/>
-                <w:kern w:val="0"/>
-                <w:sz w:val="22"/>
-                <w:szCs w:val="29"/>
-              </w:rPr>
-            </w:pPr>
-            <w:r>
-              <w:rPr>
-                <w:rFonts w:ascii="Microsoft JhengHei UI" w:eastAsia="Microsoft JhengHei UI" w:hAnsi="Microsoft JhengHei UI" w:cs="新細明體" w:hint="eastAsia"/>
-                <w:color w:val="555555"/>
-                <w:kern w:val="0"/>
-                <w:sz w:val="22"/>
-                <w:szCs w:val="29"/>
-              </w:rPr>
-              <w:t> 申請人</w:t>
+                <w:rFonts w:ascii="Microsoft JhengHei UI" w:eastAsia="Microsoft JhengHei UI" w:hAnsi="Microsoft JhengHei UI" w:cs="新細明體"/>
+                <w:color w:val="555555"/>
+                <w:kern w:val="0"/>
+                <w:sz w:val="22"/>
+                <w:szCs w:val="29"/>
+              </w:rPr>
+            </w:pPr>
+            <w:r>
+              <w:rPr>
+                <w:rFonts w:ascii="Microsoft JhengHei UI" w:eastAsia="Microsoft JhengHei UI" w:hAnsi="Microsoft JhengHei UI" w:cs="新細明體" w:hint="eastAsia"/>
+                <w:color w:val="555555"/>
+                <w:kern w:val="0"/>
+                <w:sz w:val="22"/>
+                <w:szCs w:val="29"/>
+              </w:rPr>
+              <w:t> </w:t>
+            </w:r>
+            <w:r>
+              <w:rPr>
+                <w:rFonts w:ascii="Microsoft JhengHei UI" w:eastAsia="Microsoft JhengHei UI" w:hAnsi="Microsoft JhengHei UI" w:cs="新細明體" w:hint="eastAsia"/>
+                <w:color w:val="555555"/>
+                <w:kern w:val="0"/>
+                <w:sz w:val="22"/>
+                <w:szCs w:val="29"/>
+              </w:rPr>
+              <w:t>建物滅失分為全部</w:t>
             </w:r>
             <w:proofErr w:type="gramStart"/>
             <w:r>
@@ -1154,7 +1549,7 @@
                 <w:sz w:val="22"/>
                 <w:szCs w:val="29"/>
               </w:rPr>
-              <w:t>不克親辦時</w:t>
+              <w:t>滅失及部分</w:t>
             </w:r>
             <w:proofErr w:type="gramEnd"/>
             <w:r>
@@ -1165,29 +1560,84 @@
                 <w:sz w:val="22"/>
                 <w:szCs w:val="29"/>
               </w:rPr>
-              <w:t>，可委託代理人代為申請，惟應於委任關係欄內填載，並加</w:t>
+              <w:t>滅失。申請人應為建物所有權人，惟</w:t>
+            </w:r>
+          </w:p>
+          <w:p>
+            <w:pPr>
+              <w:widowControl/>
+              <w:rPr>
+                <w:rFonts w:ascii="Microsoft JhengHei UI" w:eastAsia="Microsoft JhengHei UI" w:hAnsi="Microsoft JhengHei UI" w:cs="新細明體" w:hint="eastAsia"/>
+                <w:color w:val="555555"/>
+                <w:kern w:val="0"/>
+                <w:sz w:val="22"/>
+                <w:szCs w:val="29"/>
+              </w:rPr>
+            </w:pPr>
+            <w:r>
+              <w:rPr>
+                <w:rFonts w:ascii="Microsoft JhengHei UI" w:eastAsia="Microsoft JhengHei UI" w:hAnsi="Microsoft JhengHei UI" w:cs="新細明體"/>
+                <w:color w:val="555555"/>
+                <w:kern w:val="0"/>
+                <w:sz w:val="22"/>
+                <w:szCs w:val="29"/>
+              </w:rPr>
+              <w:t>建物全部</w:t>
             </w:r>
             <w:proofErr w:type="gramStart"/>
             <w:r>
               <w:rPr>
-                <w:rFonts w:ascii="Microsoft JhengHei UI" w:eastAsia="Microsoft JhengHei UI" w:hAnsi="Microsoft JhengHei UI" w:cs="新細明體" w:hint="eastAsia"/>
-                <w:color w:val="555555"/>
-                <w:kern w:val="0"/>
-                <w:sz w:val="22"/>
-                <w:szCs w:val="29"/>
-              </w:rPr>
-              <w:t>註</w:t>
+                <w:rFonts w:ascii="Microsoft JhengHei UI" w:eastAsia="Microsoft JhengHei UI" w:hAnsi="Microsoft JhengHei UI" w:cs="新細明體"/>
+                <w:color w:val="555555"/>
+                <w:kern w:val="0"/>
+                <w:sz w:val="22"/>
+                <w:szCs w:val="29"/>
+              </w:rPr>
+              <w:t>滅</w:t>
             </w:r>
             <w:proofErr w:type="gramEnd"/>
             <w:r>
               <w:rPr>
-                <w:rFonts w:ascii="Microsoft JhengHei UI" w:eastAsia="Microsoft JhengHei UI" w:hAnsi="Microsoft JhengHei UI" w:cs="新細明體" w:hint="eastAsia"/>
-                <w:color w:val="555555"/>
-                <w:kern w:val="0"/>
-                <w:sz w:val="22"/>
-                <w:szCs w:val="29"/>
-              </w:rPr>
-              <w:t>受託代理事項，加蓋申請人印章。</w:t>
+                <w:rFonts w:ascii="Microsoft JhengHei UI" w:eastAsia="Microsoft JhengHei UI" w:hAnsi="Microsoft JhengHei UI" w:cs="新細明體"/>
+                <w:color w:val="555555"/>
+                <w:kern w:val="0"/>
+                <w:sz w:val="22"/>
+                <w:szCs w:val="29"/>
+              </w:rPr>
+              <w:t>失時，該建物所有權人未於規定期限(一個月)內申請消滅登記者，土地所有權人或其他權利人</w:t>
+            </w:r>
+            <w:r>
+              <w:rPr>
+                <w:rFonts w:ascii="Microsoft JhengHei UI" w:eastAsia="Microsoft JhengHei UI" w:hAnsi="Microsoft JhengHei UI" w:cs="新細明體"/>
+                <w:color w:val="555555"/>
+                <w:kern w:val="0"/>
+                <w:sz w:val="22"/>
+                <w:szCs w:val="29"/>
+              </w:rPr>
+              <w:lastRenderedPageBreak/>
+              <w:t>得代位申請之，代位申請</w:t>
+            </w:r>
+            <w:proofErr w:type="gramStart"/>
+            <w:r>
+              <w:rPr>
+                <w:rFonts w:ascii="Microsoft JhengHei UI" w:eastAsia="Microsoft JhengHei UI" w:hAnsi="Microsoft JhengHei UI" w:cs="新細明體"/>
+                <w:color w:val="555555"/>
+                <w:kern w:val="0"/>
+                <w:sz w:val="22"/>
+                <w:szCs w:val="29"/>
+              </w:rPr>
+              <w:t>得免檢附</w:t>
+            </w:r>
+            <w:proofErr w:type="gramEnd"/>
+            <w:r>
+              <w:rPr>
+                <w:rFonts w:ascii="Microsoft JhengHei UI" w:eastAsia="Microsoft JhengHei UI" w:hAnsi="Microsoft JhengHei UI" w:cs="新細明體"/>
+                <w:color w:val="555555"/>
+                <w:kern w:val="0"/>
+                <w:sz w:val="22"/>
+                <w:szCs w:val="29"/>
+              </w:rPr>
+              <w:t>建物所有權狀。</w:t>
             </w:r>
           </w:p>
         </w:tc>
@@ -1210,22 +1660,23 @@
             <w:pPr>
               <w:widowControl/>
               <w:rPr>
-                <w:rFonts w:ascii="Microsoft JhengHei UI" w:eastAsia="Microsoft JhengHei UI" w:hAnsi="Microsoft JhengHei UI" w:cs="新細明體" w:hint="eastAsia"/>
-                <w:color w:val="555555"/>
-                <w:kern w:val="0"/>
-                <w:sz w:val="22"/>
-                <w:szCs w:val="29"/>
-              </w:rPr>
-            </w:pPr>
-            <w:r>
-              <w:rPr>
-                <w:rFonts w:ascii="Microsoft JhengHei UI" w:eastAsia="Microsoft JhengHei UI" w:hAnsi="Microsoft JhengHei UI" w:cs="新細明體" w:hint="eastAsia"/>
-                <w:color w:val="555555"/>
-                <w:kern w:val="0"/>
-                <w:sz w:val="22"/>
-                <w:szCs w:val="29"/>
-              </w:rPr>
-              <w:t>建物滅失</w:t>
+                <w:rFonts w:ascii="Microsoft JhengHei UI" w:eastAsia="Microsoft JhengHei UI" w:hAnsi="Microsoft JhengHei UI" w:cs="新細明體"/>
+                <w:color w:val="555555"/>
+                <w:kern w:val="0"/>
+                <w:sz w:val="22"/>
+                <w:szCs w:val="29"/>
+              </w:rPr>
+            </w:pPr>
+            <w:r>
+              <w:rPr>
+                <w:rFonts w:ascii="Microsoft JhengHei UI" w:eastAsia="Microsoft JhengHei UI" w:hAnsi="Microsoft JhengHei UI" w:cs="新細明體" w:hint="eastAsia"/>
+                <w:color w:val="555555"/>
+                <w:kern w:val="0"/>
+                <w:sz w:val="22"/>
+                <w:szCs w:val="29"/>
+              </w:rPr>
+              <w:lastRenderedPageBreak/>
+              <w:t>建物分割</w:t>
             </w:r>
           </w:p>
         </w:tc>
@@ -1246,7 +1697,7 @@
             <w:pPr>
               <w:widowControl/>
               <w:rPr>
-                <w:rFonts w:ascii="Microsoft JhengHei UI" w:eastAsia="Microsoft JhengHei UI" w:hAnsi="Microsoft JhengHei UI" w:cs="新細明體" w:hint="eastAsia"/>
+                <w:rFonts w:ascii="Microsoft JhengHei UI" w:eastAsia="Microsoft JhengHei UI" w:hAnsi="Microsoft JhengHei UI" w:cs="新細明體"/>
                 <w:color w:val="555555"/>
                 <w:kern w:val="0"/>
                 <w:sz w:val="22"/>
@@ -1283,7 +1734,7 @@
                 <w:sz w:val="22"/>
                 <w:szCs w:val="29"/>
               </w:rPr>
-              <w:t>丈申請書 ( 請至地政事務所填寫 )</w:t>
+              <w:t xml:space="preserve">丈申請書 </w:t>
             </w:r>
             <w:r>
               <w:rPr>
@@ -1304,8 +1755,29 @@
                 <w:sz w:val="22"/>
                 <w:szCs w:val="29"/>
               </w:rPr>
+              <w:t>(或親筆簽名)</w:t>
+            </w:r>
+            <w:r>
+              <w:rPr>
+                <w:rFonts w:ascii="Microsoft JhengHei UI" w:eastAsia="Microsoft JhengHei UI" w:hAnsi="Microsoft JhengHei UI" w:cs="新細明體" w:hint="eastAsia"/>
+                <w:color w:val="555555"/>
+                <w:kern w:val="0"/>
+                <w:sz w:val="22"/>
+                <w:szCs w:val="29"/>
+              </w:rPr>
               <w:br/>
-              <w:t>3.建物所有權狀正本或建物謄本影本</w:t>
+              <w:t>3.建物所有權狀或建物謄本影本</w:t>
+            </w:r>
+            <w:r>
+              <w:rPr>
+                <w:rFonts w:ascii="Microsoft JhengHei UI" w:eastAsia="Microsoft JhengHei UI" w:hAnsi="Microsoft JhengHei UI" w:cs="新細明體" w:hint="eastAsia"/>
+                <w:color w:val="555555"/>
+                <w:kern w:val="0"/>
+                <w:sz w:val="22"/>
+                <w:szCs w:val="29"/>
+              </w:rPr>
+              <w:br/>
+              <w:t>4.分割示意圖</w:t>
             </w:r>
           </w:p>
         </w:tc>
@@ -1326,22 +1798,66 @@
             <w:pPr>
               <w:widowControl/>
               <w:rPr>
-                <w:rFonts w:ascii="Microsoft JhengHei UI" w:eastAsia="Microsoft JhengHei UI" w:hAnsi="Microsoft JhengHei UI" w:cs="新細明體" w:hint="eastAsia"/>
-                <w:color w:val="555555"/>
-                <w:kern w:val="0"/>
-                <w:sz w:val="22"/>
-                <w:szCs w:val="29"/>
-              </w:rPr>
-            </w:pPr>
-            <w:r>
-              <w:rPr>
-                <w:rFonts w:ascii="Microsoft JhengHei UI" w:eastAsia="Microsoft JhengHei UI" w:hAnsi="Microsoft JhengHei UI" w:cs="新細明體" w:hint="eastAsia"/>
-                <w:color w:val="555555"/>
-                <w:kern w:val="0"/>
-                <w:sz w:val="22"/>
-                <w:szCs w:val="29"/>
-              </w:rPr>
-              <w:t> </w:t>
+                <w:rFonts w:ascii="Microsoft JhengHei UI" w:eastAsia="Microsoft JhengHei UI" w:hAnsi="Microsoft JhengHei UI" w:cs="新細明體"/>
+                <w:color w:val="555555"/>
+                <w:kern w:val="0"/>
+                <w:sz w:val="22"/>
+                <w:szCs w:val="29"/>
+              </w:rPr>
+            </w:pPr>
+            <w:r>
+              <w:rPr>
+                <w:rFonts w:ascii="Microsoft JhengHei UI" w:eastAsia="Microsoft JhengHei UI" w:hAnsi="Microsoft JhengHei UI" w:cs="新細明體" w:hint="eastAsia"/>
+                <w:color w:val="555555"/>
+                <w:kern w:val="0"/>
+                <w:sz w:val="22"/>
+                <w:szCs w:val="29"/>
+              </w:rPr>
+              <w:t> 申請人</w:t>
+            </w:r>
+            <w:proofErr w:type="gramStart"/>
+            <w:r>
+              <w:rPr>
+                <w:rFonts w:ascii="Microsoft JhengHei UI" w:eastAsia="Microsoft JhengHei UI" w:hAnsi="Microsoft JhengHei UI" w:cs="新細明體" w:hint="eastAsia"/>
+                <w:color w:val="555555"/>
+                <w:kern w:val="0"/>
+                <w:sz w:val="22"/>
+                <w:szCs w:val="29"/>
+              </w:rPr>
+              <w:t>不克親辦時</w:t>
+            </w:r>
+            <w:proofErr w:type="gramEnd"/>
+            <w:r>
+              <w:rPr>
+                <w:rFonts w:ascii="Microsoft JhengHei UI" w:eastAsia="Microsoft JhengHei UI" w:hAnsi="Microsoft JhengHei UI" w:cs="新細明體" w:hint="eastAsia"/>
+                <w:color w:val="555555"/>
+                <w:kern w:val="0"/>
+                <w:sz w:val="22"/>
+                <w:szCs w:val="29"/>
+              </w:rPr>
+              <w:t>，可委託代理人代為申請，惟應於委任關係欄內填載，並加</w:t>
+            </w:r>
+            <w:proofErr w:type="gramStart"/>
+            <w:r>
+              <w:rPr>
+                <w:rFonts w:ascii="Microsoft JhengHei UI" w:eastAsia="Microsoft JhengHei UI" w:hAnsi="Microsoft JhengHei UI" w:cs="新細明體" w:hint="eastAsia"/>
+                <w:color w:val="555555"/>
+                <w:kern w:val="0"/>
+                <w:sz w:val="22"/>
+                <w:szCs w:val="29"/>
+              </w:rPr>
+              <w:t>註</w:t>
+            </w:r>
+            <w:proofErr w:type="gramEnd"/>
+            <w:r>
+              <w:rPr>
+                <w:rFonts w:ascii="Microsoft JhengHei UI" w:eastAsia="Microsoft JhengHei UI" w:hAnsi="Microsoft JhengHei UI" w:cs="新細明體" w:hint="eastAsia"/>
+                <w:color w:val="555555"/>
+                <w:kern w:val="0"/>
+                <w:sz w:val="22"/>
+                <w:szCs w:val="29"/>
+              </w:rPr>
+              <w:t>受託代理事項，加蓋申請人印章。</w:t>
             </w:r>
           </w:p>
         </w:tc>
@@ -1364,22 +1880,22 @@
             <w:pPr>
               <w:widowControl/>
               <w:rPr>
-                <w:rFonts w:ascii="Microsoft JhengHei UI" w:eastAsia="Microsoft JhengHei UI" w:hAnsi="Microsoft JhengHei UI" w:cs="新細明體" w:hint="eastAsia"/>
-                <w:color w:val="555555"/>
-                <w:kern w:val="0"/>
-                <w:sz w:val="22"/>
-                <w:szCs w:val="29"/>
-              </w:rPr>
-            </w:pPr>
-            <w:r>
-              <w:rPr>
-                <w:rFonts w:ascii="Microsoft JhengHei UI" w:eastAsia="Microsoft JhengHei UI" w:hAnsi="Microsoft JhengHei UI" w:cs="新細明體" w:hint="eastAsia"/>
-                <w:color w:val="555555"/>
-                <w:kern w:val="0"/>
-                <w:sz w:val="22"/>
-                <w:szCs w:val="29"/>
-              </w:rPr>
-              <w:t>建物分割</w:t>
+                <w:rFonts w:ascii="Microsoft JhengHei UI" w:eastAsia="Microsoft JhengHei UI" w:hAnsi="Microsoft JhengHei UI" w:cs="新細明體"/>
+                <w:color w:val="555555"/>
+                <w:kern w:val="0"/>
+                <w:sz w:val="22"/>
+                <w:szCs w:val="29"/>
+              </w:rPr>
+            </w:pPr>
+            <w:r>
+              <w:rPr>
+                <w:rFonts w:ascii="Microsoft JhengHei UI" w:eastAsia="Microsoft JhengHei UI" w:hAnsi="Microsoft JhengHei UI" w:cs="新細明體" w:hint="eastAsia"/>
+                <w:color w:val="555555"/>
+                <w:kern w:val="0"/>
+                <w:sz w:val="22"/>
+                <w:szCs w:val="29"/>
+              </w:rPr>
+              <w:t>建物合併</w:t>
             </w:r>
           </w:p>
         </w:tc>
@@ -1400,7 +1916,7 @@
             <w:pPr>
               <w:widowControl/>
               <w:rPr>
-                <w:rFonts w:ascii="Microsoft JhengHei UI" w:eastAsia="Microsoft JhengHei UI" w:hAnsi="Microsoft JhengHei UI" w:cs="新細明體" w:hint="eastAsia"/>
+                <w:rFonts w:ascii="Microsoft JhengHei UI" w:eastAsia="Microsoft JhengHei UI" w:hAnsi="Microsoft JhengHei UI" w:cs="新細明體"/>
                 <w:color w:val="555555"/>
                 <w:kern w:val="0"/>
                 <w:sz w:val="22"/>
@@ -1437,7 +1953,7 @@
                 <w:sz w:val="22"/>
                 <w:szCs w:val="29"/>
               </w:rPr>
-              <w:t>丈申請書 ( 請至地政事務所填寫 )</w:t>
+              <w:t xml:space="preserve">丈申請書 </w:t>
             </w:r>
             <w:r>
               <w:rPr>
@@ -1458,8 +1974,18 @@
                 <w:sz w:val="22"/>
                 <w:szCs w:val="29"/>
               </w:rPr>
+              <w:t>(或親筆簽名)</w:t>
+            </w:r>
+            <w:r>
+              <w:rPr>
+                <w:rFonts w:ascii="Microsoft JhengHei UI" w:eastAsia="Microsoft JhengHei UI" w:hAnsi="Microsoft JhengHei UI" w:cs="新細明體" w:hint="eastAsia"/>
+                <w:color w:val="555555"/>
+                <w:kern w:val="0"/>
+                <w:sz w:val="22"/>
+                <w:szCs w:val="29"/>
+              </w:rPr>
               <w:br/>
-              <w:t>3.建物所有權狀或建物謄本影本</w:t>
+              <w:t>3.合併協議書(同所有權人免附)</w:t>
             </w:r>
             <w:r>
               <w:rPr>
@@ -1470,7 +1996,7 @@
                 <w:szCs w:val="29"/>
               </w:rPr>
               <w:br/>
-              <w:t>4.分割示意圖</w:t>
+              <w:t>4.建物所有權狀或建物謄本影本</w:t>
             </w:r>
           </w:p>
         </w:tc>
@@ -1491,216 +2017,7 @@
             <w:pPr>
               <w:widowControl/>
               <w:rPr>
-                <w:rFonts w:ascii="Microsoft JhengHei UI" w:eastAsia="Microsoft JhengHei UI" w:hAnsi="Microsoft JhengHei UI" w:cs="新細明體" w:hint="eastAsia"/>
-                <w:color w:val="555555"/>
-                <w:kern w:val="0"/>
-                <w:sz w:val="22"/>
-                <w:szCs w:val="29"/>
-              </w:rPr>
-            </w:pPr>
-            <w:r>
-              <w:rPr>
-                <w:rFonts w:ascii="Microsoft JhengHei UI" w:eastAsia="Microsoft JhengHei UI" w:hAnsi="Microsoft JhengHei UI" w:cs="新細明體" w:hint="eastAsia"/>
-                <w:color w:val="555555"/>
-                <w:kern w:val="0"/>
-                <w:sz w:val="22"/>
-                <w:szCs w:val="29"/>
-              </w:rPr>
-              <w:t> 申請人</w:t>
-            </w:r>
-            <w:proofErr w:type="gramStart"/>
-            <w:r>
-              <w:rPr>
-                <w:rFonts w:ascii="Microsoft JhengHei UI" w:eastAsia="Microsoft JhengHei UI" w:hAnsi="Microsoft JhengHei UI" w:cs="新細明體" w:hint="eastAsia"/>
-                <w:color w:val="555555"/>
-                <w:kern w:val="0"/>
-                <w:sz w:val="22"/>
-                <w:szCs w:val="29"/>
-              </w:rPr>
-              <w:t>不克親辦時</w:t>
-            </w:r>
-            <w:proofErr w:type="gramEnd"/>
-            <w:r>
-              <w:rPr>
-                <w:rFonts w:ascii="Microsoft JhengHei UI" w:eastAsia="Microsoft JhengHei UI" w:hAnsi="Microsoft JhengHei UI" w:cs="新細明體" w:hint="eastAsia"/>
-                <w:color w:val="555555"/>
-                <w:kern w:val="0"/>
-                <w:sz w:val="22"/>
-                <w:szCs w:val="29"/>
-              </w:rPr>
-              <w:t>，可委託代理人代為申請，惟應於委任關係欄內填載，並加</w:t>
-            </w:r>
-            <w:proofErr w:type="gramStart"/>
-            <w:r>
-              <w:rPr>
-                <w:rFonts w:ascii="Microsoft JhengHei UI" w:eastAsia="Microsoft JhengHei UI" w:hAnsi="Microsoft JhengHei UI" w:cs="新細明體" w:hint="eastAsia"/>
-                <w:color w:val="555555"/>
-                <w:kern w:val="0"/>
-                <w:sz w:val="22"/>
-                <w:szCs w:val="29"/>
-              </w:rPr>
-              <w:t>註</w:t>
-            </w:r>
-            <w:proofErr w:type="gramEnd"/>
-            <w:r>
-              <w:rPr>
-                <w:rFonts w:ascii="Microsoft JhengHei UI" w:eastAsia="Microsoft JhengHei UI" w:hAnsi="Microsoft JhengHei UI" w:cs="新細明體" w:hint="eastAsia"/>
-                <w:color w:val="555555"/>
-                <w:kern w:val="0"/>
-                <w:sz w:val="22"/>
-                <w:szCs w:val="29"/>
-              </w:rPr>
-              <w:t>受託代理事項，加蓋申請人印章。</w:t>
-            </w:r>
-          </w:p>
-        </w:tc>
-      </w:tr>
-      <w:tr>
-        <w:tc>
-          <w:tcPr>
-            <w:tcW w:w="461" w:type="pct"/>
-            <w:tcBorders>
-              <w:top w:val="outset" w:sz="6" w:space="0" w:color="auto"/>
-              <w:left w:val="outset" w:sz="6" w:space="0" w:color="auto"/>
-              <w:bottom w:val="outset" w:sz="6" w:space="0" w:color="auto"/>
-              <w:right w:val="outset" w:sz="6" w:space="0" w:color="auto"/>
-            </w:tcBorders>
-            <w:shd w:val="clear" w:color="auto" w:fill="FFFFFF"/>
-            <w:vAlign w:val="center"/>
-            <w:hideMark/>
-          </w:tcPr>
-          <w:p>
-            <w:pPr>
-              <w:widowControl/>
-              <w:rPr>
-                <w:rFonts w:ascii="Microsoft JhengHei UI" w:eastAsia="Microsoft JhengHei UI" w:hAnsi="Microsoft JhengHei UI" w:cs="新細明體" w:hint="eastAsia"/>
-                <w:color w:val="555555"/>
-                <w:kern w:val="0"/>
-                <w:sz w:val="22"/>
-                <w:szCs w:val="29"/>
-              </w:rPr>
-            </w:pPr>
-            <w:r>
-              <w:rPr>
-                <w:rFonts w:ascii="Microsoft JhengHei UI" w:eastAsia="Microsoft JhengHei UI" w:hAnsi="Microsoft JhengHei UI" w:cs="新細明體" w:hint="eastAsia"/>
-                <w:color w:val="555555"/>
-                <w:kern w:val="0"/>
-                <w:sz w:val="22"/>
-                <w:szCs w:val="29"/>
-              </w:rPr>
-              <w:t>建物合併</w:t>
-            </w:r>
-          </w:p>
-        </w:tc>
-        <w:tc>
-          <w:tcPr>
-            <w:tcW w:w="2894" w:type="pct"/>
-            <w:tcBorders>
-              <w:top w:val="outset" w:sz="6" w:space="0" w:color="auto"/>
-              <w:left w:val="outset" w:sz="6" w:space="0" w:color="auto"/>
-              <w:bottom w:val="outset" w:sz="6" w:space="0" w:color="auto"/>
-              <w:right w:val="outset" w:sz="6" w:space="0" w:color="auto"/>
-            </w:tcBorders>
-            <w:shd w:val="clear" w:color="auto" w:fill="FFFFFF"/>
-            <w:vAlign w:val="center"/>
-            <w:hideMark/>
-          </w:tcPr>
-          <w:p>
-            <w:pPr>
-              <w:widowControl/>
-              <w:rPr>
-                <w:rFonts w:ascii="Microsoft JhengHei UI" w:eastAsia="Microsoft JhengHei UI" w:hAnsi="Microsoft JhengHei UI" w:cs="新細明體" w:hint="eastAsia"/>
-                <w:color w:val="555555"/>
-                <w:kern w:val="0"/>
-                <w:sz w:val="22"/>
-                <w:szCs w:val="29"/>
-              </w:rPr>
-            </w:pPr>
-            <w:r>
-              <w:rPr>
-                <w:rFonts w:ascii="Microsoft JhengHei UI" w:eastAsia="Microsoft JhengHei UI" w:hAnsi="Microsoft JhengHei UI" w:cs="新細明體" w:hint="eastAsia"/>
-                <w:color w:val="555555"/>
-                <w:kern w:val="0"/>
-                <w:sz w:val="22"/>
-                <w:szCs w:val="29"/>
-              </w:rPr>
-              <w:t>1.</w:t>
-            </w:r>
-            <w:proofErr w:type="gramStart"/>
-            <w:r>
-              <w:rPr>
-                <w:rFonts w:ascii="Microsoft JhengHei UI" w:eastAsia="Microsoft JhengHei UI" w:hAnsi="Microsoft JhengHei UI" w:cs="新細明體" w:hint="eastAsia"/>
-                <w:color w:val="555555"/>
-                <w:kern w:val="0"/>
-                <w:sz w:val="22"/>
-                <w:szCs w:val="29"/>
-              </w:rPr>
-              <w:t>複</w:t>
-            </w:r>
-            <w:proofErr w:type="gramEnd"/>
-            <w:r>
-              <w:rPr>
-                <w:rFonts w:ascii="Microsoft JhengHei UI" w:eastAsia="Microsoft JhengHei UI" w:hAnsi="Microsoft JhengHei UI" w:cs="新細明體" w:hint="eastAsia"/>
-                <w:color w:val="555555"/>
-                <w:kern w:val="0"/>
-                <w:sz w:val="22"/>
-                <w:szCs w:val="29"/>
-              </w:rPr>
-              <w:t>丈申請書 ( 請至地政事務所填寫 )</w:t>
-            </w:r>
-            <w:r>
-              <w:rPr>
-                <w:rFonts w:ascii="Microsoft JhengHei UI" w:eastAsia="Microsoft JhengHei UI" w:hAnsi="Microsoft JhengHei UI" w:cs="新細明體" w:hint="eastAsia"/>
-                <w:color w:val="555555"/>
-                <w:kern w:val="0"/>
-                <w:sz w:val="22"/>
-                <w:szCs w:val="29"/>
-              </w:rPr>
-              <w:br/>
-              <w:t>2.申請人身分證明文件及印章</w:t>
-            </w:r>
-            <w:r>
-              <w:rPr>
-                <w:rFonts w:ascii="Microsoft JhengHei UI" w:eastAsia="Microsoft JhengHei UI" w:hAnsi="Microsoft JhengHei UI" w:cs="新細明體" w:hint="eastAsia"/>
-                <w:color w:val="555555"/>
-                <w:kern w:val="0"/>
-                <w:sz w:val="22"/>
-                <w:szCs w:val="29"/>
-              </w:rPr>
-              <w:br/>
-              <w:t>3.合併協議書(同所有權人免附)</w:t>
-            </w:r>
-            <w:r>
-              <w:rPr>
-                <w:rFonts w:ascii="Microsoft JhengHei UI" w:eastAsia="Microsoft JhengHei UI" w:hAnsi="Microsoft JhengHei UI" w:cs="新細明體" w:hint="eastAsia"/>
-                <w:color w:val="555555"/>
-                <w:kern w:val="0"/>
-                <w:sz w:val="22"/>
-                <w:szCs w:val="29"/>
-              </w:rPr>
-              <w:br/>
-              <w:t>4.建物所有權狀或建物謄本影本</w:t>
-            </w:r>
-          </w:p>
-        </w:tc>
-        <w:tc>
-          <w:tcPr>
-            <w:tcW w:w="1645" w:type="pct"/>
-            <w:tcBorders>
-              <w:top w:val="outset" w:sz="6" w:space="0" w:color="auto"/>
-              <w:left w:val="outset" w:sz="6" w:space="0" w:color="auto"/>
-              <w:bottom w:val="outset" w:sz="6" w:space="0" w:color="auto"/>
-              <w:right w:val="outset" w:sz="6" w:space="0" w:color="auto"/>
-            </w:tcBorders>
-            <w:shd w:val="clear" w:color="auto" w:fill="FFFFFF"/>
-            <w:vAlign w:val="center"/>
-            <w:hideMark/>
-          </w:tcPr>
-          <w:p>
-            <w:pPr>
-              <w:widowControl/>
-              <w:rPr>
-                <w:rFonts w:ascii="Microsoft JhengHei UI" w:eastAsia="Microsoft JhengHei UI" w:hAnsi="Microsoft JhengHei UI" w:cs="新細明體" w:hint="eastAsia"/>
+                <w:rFonts w:ascii="Microsoft JhengHei UI" w:eastAsia="Microsoft JhengHei UI" w:hAnsi="Microsoft JhengHei UI" w:cs="新細明體"/>
                 <w:color w:val="555555"/>
                 <w:kern w:val="0"/>
                 <w:sz w:val="22"/>
@@ -1785,7 +2102,7 @@
             <w:pPr>
               <w:widowControl/>
               <w:rPr>
-                <w:rFonts w:ascii="Microsoft JhengHei UI" w:eastAsia="Microsoft JhengHei UI" w:hAnsi="Microsoft JhengHei UI" w:cs="新細明體" w:hint="eastAsia"/>
+                <w:rFonts w:ascii="Microsoft JhengHei UI" w:eastAsia="Microsoft JhengHei UI" w:hAnsi="Microsoft JhengHei UI" w:cs="新細明體"/>
                 <w:color w:val="555555"/>
                 <w:kern w:val="0"/>
                 <w:sz w:val="22"/>
@@ -1858,14 +2175,14 @@
                 <w:sz w:val="22"/>
                 <w:szCs w:val="29"/>
               </w:rPr>
-              <w:t>丈申請書 ( 請至地政事務所填寫 )</w:t>
-            </w:r>
-          </w:p>
-          <w:p>
-            <w:pPr>
-              <w:widowControl/>
-              <w:rPr>
-                <w:rFonts w:ascii="Microsoft JhengHei UI" w:eastAsia="Microsoft JhengHei UI" w:hAnsi="Microsoft JhengHei UI" w:cs="新細明體" w:hint="eastAsia"/>
+              <w:t>丈申請書</w:t>
+            </w:r>
+          </w:p>
+          <w:p>
+            <w:pPr>
+              <w:widowControl/>
+              <w:rPr>
+                <w:rFonts w:ascii="Microsoft JhengHei UI" w:eastAsia="Microsoft JhengHei UI" w:hAnsi="Microsoft JhengHei UI" w:cs="新細明體"/>
                 <w:color w:val="555555"/>
                 <w:kern w:val="0"/>
                 <w:sz w:val="22"/>
@@ -1882,6 +2199,28 @@
               </w:rPr>
               <w:t>2.申請人身分證明文件及印章</w:t>
             </w:r>
+            <w:r>
+              <w:rPr>
+                <w:rFonts w:ascii="Microsoft JhengHei UI" w:eastAsia="Microsoft JhengHei UI" w:hAnsi="Microsoft JhengHei UI" w:cs="新細明體" w:hint="eastAsia"/>
+                <w:color w:val="555555"/>
+                <w:kern w:val="0"/>
+                <w:sz w:val="22"/>
+                <w:szCs w:val="29"/>
+              </w:rPr>
+              <w:t>(或親筆簽名)</w:t>
+            </w:r>
+          </w:p>
+          <w:p>
+            <w:pPr>
+              <w:widowControl/>
+              <w:rPr>
+                <w:rFonts w:ascii="Microsoft JhengHei UI" w:eastAsia="Microsoft JhengHei UI" w:hAnsi="Microsoft JhengHei UI" w:cs="新細明體"/>
+                <w:color w:val="555555"/>
+                <w:kern w:val="0"/>
+                <w:sz w:val="22"/>
+                <w:szCs w:val="29"/>
+              </w:rPr>
+            </w:pPr>
           </w:p>
         </w:tc>
         <w:tc>
@@ -1901,7 +2240,7 @@
             <w:pPr>
               <w:widowControl/>
               <w:rPr>
-                <w:rFonts w:ascii="Microsoft JhengHei UI" w:eastAsia="Microsoft JhengHei UI" w:hAnsi="Microsoft JhengHei UI" w:cs="新細明體" w:hint="eastAsia"/>
+                <w:rFonts w:ascii="Microsoft JhengHei UI" w:eastAsia="Microsoft JhengHei UI" w:hAnsi="Microsoft JhengHei UI" w:cs="新細明體"/>
                 <w:color w:val="555555"/>
                 <w:kern w:val="0"/>
                 <w:sz w:val="22"/>
@@ -1965,12 +2304,10 @@
           </w:p>
         </w:tc>
       </w:tr>
-      <w:bookmarkEnd w:id="0"/>
     </w:tbl>
     <w:p>
       <w:pPr>
         <w:rPr>
-          <w:rFonts w:hint="eastAsia"/>
           <w:sz w:val="18"/>
         </w:rPr>
       </w:pPr>
@@ -1986,7 +2323,7 @@
 </file>
 
 <file path=word/styles.xml><?xml version="1.0" encoding="utf-8"?>
-<w:styles xmlns:mc="http://schemas.openxmlformats.org/markup-compatibility/2006" xmlns:r="http://schemas.openxmlformats.org/officeDocument/2006/relationships" xmlns:w="http://schemas.openxmlformats.org/wordprocessingml/2006/main" xmlns:w14="http://schemas.microsoft.com/office/word/2010/wordml" xmlns:w15="http://schemas.microsoft.com/office/word/2012/wordml" xmlns:w16se="http://schemas.microsoft.com/office/word/2015/wordml/symex" mc:Ignorable="w14 w15 w16se">
+<w:styles xmlns:mc="http://schemas.openxmlformats.org/markup-compatibility/2006" xmlns:r="http://schemas.openxmlformats.org/officeDocument/2006/relationships" xmlns:w="http://schemas.openxmlformats.org/wordprocessingml/2006/main" xmlns:w14="http://schemas.microsoft.com/office/word/2010/wordml" xmlns:w15="http://schemas.microsoft.com/office/word/2012/wordml" xmlns:w16cex="http://schemas.microsoft.com/office/word/2018/wordml/cex" xmlns:w16cid="http://schemas.microsoft.com/office/word/2016/wordml/cid" xmlns:w16="http://schemas.microsoft.com/office/word/2018/wordml" xmlns:w16du="http://schemas.microsoft.com/office/word/2023/wordml/word16du" xmlns:w16sdtdh="http://schemas.microsoft.com/office/word/2020/wordml/sdtdatahash" xmlns:w16sdtfl="http://schemas.microsoft.com/office/word/2024/wordml/sdtformatlock" xmlns:w16se="http://schemas.microsoft.com/office/word/2015/wordml/symex" mc:Ignorable="w14 w15 w16se w16cid w16 w16cex w16sdtdh w16sdtfl w16du">
   <w:docDefaults>
     <w:rPrDefault>
       <w:rPr>
@@ -1999,7 +2336,7 @@
     </w:rPrDefault>
     <w:pPrDefault/>
   </w:docDefaults>
-  <w:latentStyles w:defLockedState="0" w:defUIPriority="99" w:defSemiHidden="0" w:defUnhideWhenUsed="0" w:defQFormat="0" w:count="371">
+  <w:latentStyles w:defLockedState="0" w:defUIPriority="99" w:defSemiHidden="0" w:defUnhideWhenUsed="0" w:defQFormat="0" w:count="376">
     <w:lsdException w:name="Normal" w:uiPriority="0" w:qFormat="1"/>
     <w:lsdException w:name="heading 1" w:uiPriority="9" w:qFormat="1"/>
     <w:lsdException w:name="heading 2" w:semiHidden="1" w:uiPriority="9" w:unhideWhenUsed="1" w:qFormat="1"/>
@@ -2371,6 +2708,11 @@
     <w:lsdException w:name="List Table 5 Dark Accent 6" w:uiPriority="50"/>
     <w:lsdException w:name="List Table 6 Colorful Accent 6" w:uiPriority="51"/>
     <w:lsdException w:name="List Table 7 Colorful Accent 6" w:uiPriority="52"/>
+    <w:lsdException w:name="Mention" w:semiHidden="1" w:unhideWhenUsed="1"/>
+    <w:lsdException w:name="Smart Hyperlink" w:semiHidden="1" w:unhideWhenUsed="1"/>
+    <w:lsdException w:name="Hashtag" w:semiHidden="1" w:unhideWhenUsed="1"/>
+    <w:lsdException w:name="Unresolved Mention" w:semiHidden="1" w:unhideWhenUsed="1"/>
+    <w:lsdException w:name="Smart Link" w:semiHidden="1" w:unhideWhenUsed="1"/>
   </w:latentStyles>
   <w:style w:type="paragraph" w:default="1" w:styleId="a">
     <w:name w:val="Normal"/>
